--- a/public/templates/office/Phase5_사용자_및_관리자매뉴얼.docx
+++ b/public/templates/office/Phase5_사용자_및_관리자매뉴얼.docx
@@ -3,226 +3,883 @@
 <w:document xmlns:wpc="http://schemas.microsoft.com/office/word/2010/wordprocessingCanvas" xmlns:mo="http://schemas.microsoft.com/office/mac/office/2008/main" xmlns:mc="http://schemas.openxmlformats.org/markup-compatibility/2006" xmlns:mv="urn:schemas-microsoft-com:mac:vml" xmlns:o="urn:schemas-microsoft-com:office:office" xmlns:r="http://schemas.openxmlformats.org/officeDocument/2006/relationships" xmlns:m="http://schemas.openxmlformats.org/officeDocument/2006/math" xmlns:v="urn:schemas-microsoft-com:vml" xmlns:wp14="http://schemas.microsoft.com/office/word/2010/wordprocessingDrawing" xmlns:wp="http://schemas.openxmlformats.org/drawingml/2006/wordprocessingDrawing" xmlns:w10="urn:schemas-microsoft-com:office:word" xmlns:w="http://schemas.openxmlformats.org/wordprocessingml/2006/main" xmlns:w14="http://schemas.microsoft.com/office/word/2010/wordml" xmlns:wpg="http://schemas.microsoft.com/office/word/2010/wordprocessingGroup" xmlns:wpi="http://schemas.microsoft.com/office/word/2010/wordprocessingInk" xmlns:wne="http://schemas.microsoft.com/office/word/2006/wordml" xmlns:wps="http://schemas.microsoft.com/office/word/2010/wordprocessingShape" mc:Ignorable="w14 wp14">
   <w:body>
     <w:p>
-      <w:pPr>
-        <w:jc w:val="center"/>
-      </w:pPr>
       <w:r>
         <w:rPr>
-          <w:rFonts w:ascii="Malgun Gothic" w:hAnsi="Malgun Gothic"/>
+          <w:rFonts w:ascii="맑은 고딕" w:hAnsi="맑은 고딕" w:eastAsia="맑은 고딕"/>
           <w:b/>
-          <w:color w:val="1E293B"/>
-          <w:sz w:val="36"/>
+          <w:color w:val="2563EB"/>
+          <w:sz w:val="17"/>
         </w:rPr>
-        <w:t>시스템 운영 관리자 및 일반 사용자 매뉴얼</w:t>
+        <w:t>[엠파시 엔터프라이즈 표준 사업관리 서식] 문서번호: EMP-DOC-P5-03 | 사업명: 한빛글로벌 SyncGuard AI 시스템 구축</w:t>
       </w:r>
     </w:p>
     <w:p>
-      <w:pPr>
-        <w:jc w:val="center"/>
-      </w:pPr>
       <w:r>
         <w:rPr>
-          <w:rFonts w:ascii="Malgun Gothic" w:hAnsi="Malgun Gothic"/>
-          <w:color w:val="64748B"/>
-          <w:sz w:val="21"/>
+          <w:rFonts w:ascii="맑은 고딕" w:hAnsi="맑은 고딕" w:eastAsia="맑은 고딕"/>
+          <w:b/>
+          <w:color w:val="0F172A"/>
+          <w:sz w:val="36"/>
         </w:rPr>
-        <w:t>화면별 기능 조작법, 입력 오류 해결, 권한 부여 및 시스템 일일 점검표</w:t>
-      </w:r>
-    </w:p>
-    <w:p/>
-    <w:p>
-      <w:pPr>
-        <w:spacing w:before="160" w:after="80"/>
-      </w:pPr>
-      <w:r>
-        <w:rPr>
-          <w:rFonts w:ascii="Malgun Gothic" w:hAnsi="Malgun Gothic"/>
-          <w:b/>
-          <w:color w:val="2563EB"/>
-          <w:sz w:val="26"/>
-        </w:rPr>
-        <w:t>1. 일반 사용자 가이드</w:t>
+        <w:t>SyncGuard AI 사용자 및 시스템 관리자 운영 매뉴얼</w:t>
       </w:r>
     </w:p>
     <w:p>
-      <w:pPr>
-        <w:spacing w:line="312" w:lineRule="auto" w:after="60"/>
-      </w:pPr>
       <w:r>
         <w:rPr>
-          <w:rFonts w:ascii="Malgun Gothic" w:hAnsi="Malgun Gothic"/>
-          <w:color w:val="334155"/>
-          <w:sz w:val="20"/>
+          <w:rFonts w:ascii="맑은 고딕" w:hAnsi="맑은 고딕" w:eastAsia="맑은 고딕"/>
+          <w:b w:val="0"/>
+          <w:color w:val="475569"/>
+          <w:sz w:val="21"/>
         </w:rPr>
-        <w:t>1. 로그인 및 대시보드: 발급받은 계정으로 로그인 후 좌측 동적 메뉴를 통해 권한별 화면 접근.</w:t>
+        <w:t>현업 마케터·심의관용 포털(FO) 활용 가이드 및 IT 운영자용 백오피스(BO)·인프라 일일 점검 매뉴얼</w:t>
       </w:r>
     </w:p>
-    <w:p>
-      <w:pPr>
-        <w:spacing w:line="312" w:lineRule="auto" w:after="60"/>
-      </w:pPr>
-      <w:r>
-        <w:rPr>
-          <w:rFonts w:ascii="Malgun Gothic" w:hAnsi="Malgun Gothic"/>
-          <w:color w:val="334155"/>
-          <w:sz w:val="20"/>
-        </w:rPr>
-        <w:t>2. 주문 및 결제 접수: 신규 신청서 작성 시 필수 입력 항목의 유효성 검증 확인 후 결제 진행.</w:t>
-      </w:r>
-    </w:p>
-    <w:p>
-      <w:pPr>
-        <w:spacing w:line="312" w:lineRule="auto" w:after="60"/>
-      </w:pPr>
-      <w:r>
-        <w:rPr>
-          <w:rFonts w:ascii="Malgun Gothic" w:hAnsi="Malgun Gothic"/>
-          <w:color w:val="334155"/>
-          <w:sz w:val="20"/>
-        </w:rPr>
-        <w:t>3. AI 어시스턴트 활용: 화면 우측 하단 플로팅 챗봇을 통해 자연어로 실시간 업무 통계 질의.</w:t>
-      </w:r>
-    </w:p>
-    <w:p>
-      <w:pPr>
-        <w:spacing w:before="160" w:after="80"/>
-      </w:pPr>
-      <w:r>
-        <w:rPr>
-          <w:rFonts w:ascii="Malgun Gothic" w:hAnsi="Malgun Gothic"/>
-          <w:b/>
-          <w:color w:val="2563EB"/>
-          <w:sz w:val="26"/>
-        </w:rPr>
-        <w:t>2. 시스템 관리자 가이드</w:t>
-      </w:r>
-    </w:p>
-    <w:p>
-      <w:pPr>
-        <w:spacing w:line="312" w:lineRule="auto" w:after="60"/>
-      </w:pPr>
-      <w:r>
-        <w:rPr>
-          <w:rFonts w:ascii="Malgun Gothic" w:hAnsi="Malgun Gothic"/>
-          <w:color w:val="334155"/>
-          <w:sz w:val="20"/>
-        </w:rPr>
-        <w:t>1. 사용자 및 역할 관리: /api/v1/boot/sys/user 메뉴에서 신규 계정 생성 및 Role 매핑.</w:t>
-      </w:r>
-    </w:p>
-    <w:p>
-      <w:pPr>
-        <w:spacing w:line="312" w:lineRule="auto" w:after="60"/>
-      </w:pPr>
-      <w:r>
-        <w:rPr>
-          <w:rFonts w:ascii="Malgun Gothic" w:hAnsi="Malgun Gothic"/>
-          <w:color w:val="334155"/>
-          <w:sz w:val="20"/>
-        </w:rPr>
-        <w:t>2. 공통 코드 관리: 업무 기준 정보 코드 변경 시 서버 재기동 없이 즉각 메모리 캐시 갱신.</w:t>
-      </w:r>
-    </w:p>
-    <w:p>
-      <w:pPr>
-        <w:spacing w:line="312" w:lineRule="auto" w:after="60"/>
-      </w:pPr>
-      <w:r>
-        <w:rPr>
-          <w:rFonts w:ascii="Malgun Gothic" w:hAnsi="Malgun Gothic"/>
-          <w:color w:val="334155"/>
-          <w:sz w:val="20"/>
-        </w:rPr>
-        <w:t>3. 일일 점검: DB 연결 풀, CPU/메모리 사용률 70% 이하 유지 여부 매일 09:00 점검.</w:t>
-      </w:r>
-    </w:p>
-    <w:p>
-      <w:pPr>
-        <w:jc w:val="center"/>
-      </w:pPr>
-      <w:r>
-        <w:rPr>
-          <w:rFonts w:ascii="Malgun Gothic" w:hAnsi="Malgun Gothic"/>
-          <w:b/>
-          <w:sz w:val="21"/>
-        </w:rPr>
-        <w:t>합의 및 확인일자: 202  년     월     일</w:t>
-      </w:r>
-    </w:p>
-    <w:p/>
     <w:tbl>
       <w:tblPr>
+        <w:tblStyle w:val="TableGrid"/>
         <w:tblW w:type="auto" w:w="0"/>
         <w:jc w:val="center"/>
         <w:tblLook w:firstColumn="1" w:firstRow="1" w:lastColumn="0" w:lastRow="0" w:noHBand="0" w:noVBand="1" w:val="04A0"/>
       </w:tblPr>
       <w:tblGrid>
-        <w:gridCol w:w="3120"/>
-        <w:gridCol w:w="3120"/>
-        <w:gridCol w:w="3120"/>
+        <w:gridCol w:w="4896"/>
+        <w:gridCol w:w="4896"/>
       </w:tblGrid>
       <w:tr>
         <w:tc>
           <w:tcPr>
-            <w:tcW w:type="dxa" w:w="3120"/>
-            <w:shd w:fill="334155"/>
+            <w:tcW w:type="dxa" w:w="4896"/>
+            <w:shd w:fill="1B365D"/>
             <w:tcMar>
-              <w:top w:w="90" w:type="dxa"/>
-              <w:bottom w:w="90" w:type="dxa"/>
-              <w:left w:w="110" w:type="dxa"/>
-              <w:right w:w="110" w:type="dxa"/>
+              <w:top w:w="110" w:type="dxa"/>
+              <w:bottom w:w="110" w:type="dxa"/>
+              <w:left w:w="140" w:type="dxa"/>
+              <w:right w:w="140" w:type="dxa"/>
             </w:tcMar>
           </w:tcPr>
           <w:p>
+            <w:pPr>
+              <w:jc w:val="center"/>
+            </w:pPr>
+            <w:r/>
             <w:r>
               <w:rPr>
-                <w:rFonts w:ascii="Malgun Gothic" w:hAnsi="Malgun Gothic"/>
+                <w:rFonts w:ascii="맑은 고딕" w:hAnsi="맑은 고딕" w:eastAsia="맑은 고딕"/>
                 <w:b/>
                 <w:color w:val="FFFFFF"/>
                 <w:sz w:val="19"/>
               </w:rPr>
-              <w:t>구 분</w:t>
+              <w:t>구분</w:t>
             </w:r>
           </w:p>
         </w:tc>
         <w:tc>
           <w:tcPr>
-            <w:tcW w:type="dxa" w:w="3120"/>
-            <w:shd w:fill="334155"/>
+            <w:tcW w:type="dxa" w:w="4896"/>
+            <w:shd w:fill="1B365D"/>
             <w:tcMar>
-              <w:top w:w="90" w:type="dxa"/>
-              <w:bottom w:w="90" w:type="dxa"/>
-              <w:left w:w="110" w:type="dxa"/>
-              <w:right w:w="110" w:type="dxa"/>
+              <w:top w:w="110" w:type="dxa"/>
+              <w:bottom w:w="110" w:type="dxa"/>
+              <w:left w:w="140" w:type="dxa"/>
+              <w:right w:w="140" w:type="dxa"/>
             </w:tcMar>
           </w:tcPr>
           <w:p>
+            <w:pPr>
+              <w:jc w:val="center"/>
+            </w:pPr>
+            <w:r/>
             <w:r>
               <w:rPr>
-                <w:rFonts w:ascii="Malgun Gothic" w:hAnsi="Malgun Gothic"/>
+                <w:rFonts w:ascii="맑은 고딕" w:hAnsi="맑은 고딕" w:eastAsia="맑은 고딕"/>
                 <w:b/>
                 <w:color w:val="FFFFFF"/>
                 <w:sz w:val="19"/>
               </w:rPr>
-              <w:t>소속 / 직급 / 성명</w:t>
+              <w:t>상세 내용</w:t>
+            </w:r>
+          </w:p>
+        </w:tc>
+      </w:tr>
+      <w:tr>
+        <w:tc>
+          <w:tcPr>
+            <w:tcW w:type="dxa" w:w="4896"/>
+            <w:shd w:fill="EFF6FF"/>
+            <w:tcMar>
+              <w:top w:w="90" w:type="dxa"/>
+              <w:bottom w:w="90" w:type="dxa"/>
+              <w:left w:w="140" w:type="dxa"/>
+              <w:right w:w="140" w:type="dxa"/>
+            </w:tcMar>
+          </w:tcPr>
+          <w:p>
+            <w:r/>
+            <w:r>
+              <w:rPr>
+                <w:rFonts w:ascii="맑은 고딕" w:hAnsi="맑은 고딕" w:eastAsia="맑은 고딕"/>
+                <w:b/>
+                <w:color w:val="1E293B"/>
+                <w:sz w:val="19"/>
+              </w:rPr>
+              <w:t>시스템 명칭</w:t>
             </w:r>
           </w:p>
         </w:tc>
         <w:tc>
           <w:tcPr>
-            <w:tcW w:type="dxa" w:w="3120"/>
-            <w:shd w:fill="334155"/>
+            <w:tcW w:type="dxa" w:w="4896"/>
+            <w:shd w:fill="FFFFFF"/>
             <w:tcMar>
               <w:top w:w="90" w:type="dxa"/>
               <w:bottom w:w="90" w:type="dxa"/>
-              <w:left w:w="110" w:type="dxa"/>
-              <w:right w:w="110" w:type="dxa"/>
+              <w:left w:w="140" w:type="dxa"/>
+              <w:right w:w="140" w:type="dxa"/>
             </w:tcMar>
           </w:tcPr>
           <w:p>
+            <w:r/>
             <w:r>
               <w:rPr>
-                <w:rFonts w:ascii="Malgun Gothic" w:hAnsi="Malgun Gothic"/>
+                <w:rFonts w:ascii="맑은 고딕" w:hAnsi="맑은 고딕" w:eastAsia="맑은 고딕"/>
+                <w:b w:val="0"/>
+                <w:color w:val="1E293B"/>
+                <w:sz w:val="19"/>
+              </w:rPr>
+              <w:t>한빛글로벌 SyncGuard AI (엔터프라이즈 AI 콘텐츠·규제 심의 자동화 시스템)</w:t>
+            </w:r>
+          </w:p>
+        </w:tc>
+      </w:tr>
+      <w:tr>
+        <w:tc>
+          <w:tcPr>
+            <w:tcW w:type="dxa" w:w="4896"/>
+            <w:shd w:fill="EFF6FF"/>
+            <w:tcMar>
+              <w:top w:w="90" w:type="dxa"/>
+              <w:bottom w:w="90" w:type="dxa"/>
+              <w:left w:w="140" w:type="dxa"/>
+              <w:right w:w="140" w:type="dxa"/>
+            </w:tcMar>
+          </w:tcPr>
+          <w:p>
+            <w:r/>
+            <w:r>
+              <w:rPr>
+                <w:rFonts w:ascii="맑은 고딕" w:hAnsi="맑은 고딕" w:eastAsia="맑은 고딕"/>
+                <w:b/>
+                <w:color w:val="1E293B"/>
+                <w:sz w:val="19"/>
+              </w:rPr>
+              <w:t>접속 URL 안내</w:t>
+            </w:r>
+          </w:p>
+        </w:tc>
+        <w:tc>
+          <w:tcPr>
+            <w:tcW w:type="dxa" w:w="4896"/>
+            <w:shd w:fill="F8FAFC"/>
+            <w:tcMar>
+              <w:top w:w="90" w:type="dxa"/>
+              <w:bottom w:w="90" w:type="dxa"/>
+              <w:left w:w="140" w:type="dxa"/>
+              <w:right w:w="140" w:type="dxa"/>
+            </w:tcMar>
+          </w:tcPr>
+          <w:p>
+            <w:r/>
+            <w:r>
+              <w:rPr>
+                <w:rFonts w:ascii="맑은 고딕" w:hAnsi="맑은 고딕" w:eastAsia="맑은 고딕"/>
+                <w:b w:val="0"/>
+                <w:color w:val="1E293B"/>
+                <w:sz w:val="19"/>
+              </w:rPr>
+              <w:t>사용자 포털(FO): https://syncguard.hanbitglobal.com | 관리자(BO): https://admin-syncguard.hanbitglobal.com</w:t>
+            </w:r>
+          </w:p>
+        </w:tc>
+      </w:tr>
+      <w:tr>
+        <w:tc>
+          <w:tcPr>
+            <w:tcW w:type="dxa" w:w="4896"/>
+            <w:shd w:fill="EFF6FF"/>
+            <w:tcMar>
+              <w:top w:w="90" w:type="dxa"/>
+              <w:bottom w:w="90" w:type="dxa"/>
+              <w:left w:w="140" w:type="dxa"/>
+              <w:right w:w="140" w:type="dxa"/>
+            </w:tcMar>
+          </w:tcPr>
+          <w:p>
+            <w:r/>
+            <w:r>
+              <w:rPr>
+                <w:rFonts w:ascii="맑은 고딕" w:hAnsi="맑은 고딕" w:eastAsia="맑은 고딕"/>
+                <w:b/>
+                <w:color w:val="1E293B"/>
+                <w:sz w:val="19"/>
+              </w:rPr>
+              <w:t>인증 방식</w:t>
+            </w:r>
+          </w:p>
+        </w:tc>
+        <w:tc>
+          <w:tcPr>
+            <w:tcW w:type="dxa" w:w="4896"/>
+            <w:shd w:fill="FFFFFF"/>
+            <w:tcMar>
+              <w:top w:w="90" w:type="dxa"/>
+              <w:bottom w:w="90" w:type="dxa"/>
+              <w:left w:w="140" w:type="dxa"/>
+              <w:right w:w="140" w:type="dxa"/>
+            </w:tcMar>
+          </w:tcPr>
+          <w:p>
+            <w:r/>
+            <w:r>
+              <w:rPr>
+                <w:rFonts w:ascii="맑은 고딕" w:hAnsi="맑은 고딕" w:eastAsia="맑은 고딕"/>
+                <w:b w:val="0"/>
+                <w:color w:val="1E293B"/>
+                <w:sz w:val="19"/>
+              </w:rPr>
+              <w:t>한빛글로벌 그룹웨어 통합인증 (HB-SSO OAuth 2.0 연동 — 별도 패스워드 불필요)</w:t>
+            </w:r>
+          </w:p>
+        </w:tc>
+      </w:tr>
+      <w:tr>
+        <w:tc>
+          <w:tcPr>
+            <w:tcW w:type="dxa" w:w="4896"/>
+            <w:shd w:fill="EFF6FF"/>
+            <w:tcMar>
+              <w:top w:w="90" w:type="dxa"/>
+              <w:bottom w:w="90" w:type="dxa"/>
+              <w:left w:w="140" w:type="dxa"/>
+              <w:right w:w="140" w:type="dxa"/>
+            </w:tcMar>
+          </w:tcPr>
+          <w:p>
+            <w:r/>
+            <w:r>
+              <w:rPr>
+                <w:rFonts w:ascii="맑은 고딕" w:hAnsi="맑은 고딕" w:eastAsia="맑은 고딕"/>
+                <w:b/>
+                <w:color w:val="1E293B"/>
+                <w:sz w:val="19"/>
+              </w:rPr>
+              <w:t>기술지원 헬프데스크</w:t>
+            </w:r>
+          </w:p>
+        </w:tc>
+        <w:tc>
+          <w:tcPr>
+            <w:tcW w:type="dxa" w:w="4896"/>
+            <w:shd w:fill="F8FAFC"/>
+            <w:tcMar>
+              <w:top w:w="90" w:type="dxa"/>
+              <w:bottom w:w="90" w:type="dxa"/>
+              <w:left w:w="140" w:type="dxa"/>
+              <w:right w:w="140" w:type="dxa"/>
+            </w:tcMar>
+          </w:tcPr>
+          <w:p>
+            <w:r/>
+            <w:r>
+              <w:rPr>
+                <w:rFonts w:ascii="맑은 고딕" w:hAnsi="맑은 고딕" w:eastAsia="맑은 고딕"/>
+                <w:b w:val="0"/>
+                <w:color w:val="1E293B"/>
+                <w:sz w:val="19"/>
+              </w:rPr>
+              <w:t>내선 1190 / syncguard-support@hanbitglobal.com / ㈜엠파시 기술지원팀 (02-850-9100)</w:t>
+            </w:r>
+          </w:p>
+        </w:tc>
+      </w:tr>
+    </w:tbl>
+    <w:p/>
+    <w:p>
+      <w:r>
+        <w:rPr>
+          <w:rFonts w:ascii="맑은 고딕" w:hAnsi="맑은 고딕" w:eastAsia="맑은 고딕"/>
+          <w:b/>
+          <w:color w:val="1B365D"/>
+          <w:sz w:val="25"/>
+        </w:rPr>
+        <w:t>1. 일반 현업 사용자(마케터·심의관) 핵심 업무 매뉴얼</w:t>
+      </w:r>
+    </w:p>
+    <w:tbl>
+      <w:tblPr>
+        <w:tblStyle w:val="TableGrid"/>
+        <w:tblW w:type="auto" w:w="0"/>
+        <w:jc w:val="center"/>
+        <w:tblLook w:firstColumn="1" w:firstRow="1" w:lastColumn="0" w:lastRow="0" w:noHBand="0" w:noVBand="1" w:val="04A0"/>
+      </w:tblPr>
+      <w:tblGrid>
+        <w:gridCol w:w="3264"/>
+        <w:gridCol w:w="3264"/>
+        <w:gridCol w:w="3264"/>
+      </w:tblGrid>
+      <w:tr>
+        <w:tc>
+          <w:tcPr>
+            <w:tcW w:type="dxa" w:w="3264"/>
+            <w:shd w:fill="1B365D"/>
+            <w:tcMar>
+              <w:top w:w="110" w:type="dxa"/>
+              <w:bottom w:w="110" w:type="dxa"/>
+              <w:left w:w="140" w:type="dxa"/>
+              <w:right w:w="140" w:type="dxa"/>
+            </w:tcMar>
+          </w:tcPr>
+          <w:p>
+            <w:pPr>
+              <w:jc w:val="center"/>
+            </w:pPr>
+            <w:r/>
+            <w:r>
+              <w:rPr>
+                <w:rFonts w:ascii="맑은 고딕" w:hAnsi="맑은 고딕" w:eastAsia="맑은 고딕"/>
+                <w:b/>
+                <w:color w:val="FFFFFF"/>
+                <w:sz w:val="19"/>
+              </w:rPr>
+              <w:t>업무 단계</w:t>
+            </w:r>
+          </w:p>
+        </w:tc>
+        <w:tc>
+          <w:tcPr>
+            <w:tcW w:type="dxa" w:w="3264"/>
+            <w:shd w:fill="1B365D"/>
+            <w:tcMar>
+              <w:top w:w="110" w:type="dxa"/>
+              <w:bottom w:w="110" w:type="dxa"/>
+              <w:left w:w="140" w:type="dxa"/>
+              <w:right w:w="140" w:type="dxa"/>
+            </w:tcMar>
+          </w:tcPr>
+          <w:p>
+            <w:pPr>
+              <w:jc w:val="center"/>
+            </w:pPr>
+            <w:r/>
+            <w:r>
+              <w:rPr>
+                <w:rFonts w:ascii="맑은 고딕" w:hAnsi="맑은 고딕" w:eastAsia="맑은 고딕"/>
+                <w:b/>
+                <w:color w:val="FFFFFF"/>
+                <w:sz w:val="19"/>
+              </w:rPr>
+              <w:t>화면 경로 (화면 ID)</w:t>
+            </w:r>
+          </w:p>
+        </w:tc>
+        <w:tc>
+          <w:tcPr>
+            <w:tcW w:type="dxa" w:w="3264"/>
+            <w:shd w:fill="1B365D"/>
+            <w:tcMar>
+              <w:top w:w="110" w:type="dxa"/>
+              <w:bottom w:w="110" w:type="dxa"/>
+              <w:left w:w="140" w:type="dxa"/>
+              <w:right w:w="140" w:type="dxa"/>
+            </w:tcMar>
+          </w:tcPr>
+          <w:p>
+            <w:pPr>
+              <w:jc w:val="center"/>
+            </w:pPr>
+            <w:r/>
+            <w:r>
+              <w:rPr>
+                <w:rFonts w:ascii="맑은 고딕" w:hAnsi="맑은 고딕" w:eastAsia="맑은 고딕"/>
+                <w:b/>
+                <w:color w:val="FFFFFF"/>
+                <w:sz w:val="19"/>
+              </w:rPr>
+              <w:t>상세 조작 방법 및 실무 팁</w:t>
+            </w:r>
+          </w:p>
+        </w:tc>
+      </w:tr>
+      <w:tr>
+        <w:tc>
+          <w:tcPr>
+            <w:tcW w:type="dxa" w:w="3264"/>
+            <w:shd w:fill="FFFFFF"/>
+            <w:tcMar>
+              <w:top w:w="90" w:type="dxa"/>
+              <w:bottom w:w="90" w:type="dxa"/>
+              <w:left w:w="140" w:type="dxa"/>
+              <w:right w:w="140" w:type="dxa"/>
+            </w:tcMar>
+          </w:tcPr>
+          <w:p>
+            <w:r/>
+            <w:r>
+              <w:rPr>
+                <w:rFonts w:ascii="맑은 고딕" w:hAnsi="맑은 고딕" w:eastAsia="맑은 고딕"/>
+                <w:b w:val="0"/>
+                <w:color w:val="1E293B"/>
+                <w:sz w:val="19"/>
+              </w:rPr>
+              <w:t>Step 1. 심의 접수</w:t>
+            </w:r>
+          </w:p>
+        </w:tc>
+        <w:tc>
+          <w:tcPr>
+            <w:tcW w:type="dxa" w:w="3264"/>
+            <w:shd w:fill="FFFFFF"/>
+            <w:tcMar>
+              <w:top w:w="90" w:type="dxa"/>
+              <w:bottom w:w="90" w:type="dxa"/>
+              <w:left w:w="140" w:type="dxa"/>
+              <w:right w:w="140" w:type="dxa"/>
+            </w:tcMar>
+          </w:tcPr>
+          <w:p>
+            <w:r/>
+            <w:r>
+              <w:rPr>
+                <w:rFonts w:ascii="맑은 고딕" w:hAnsi="맑은 고딕" w:eastAsia="맑은 고딕"/>
+                <w:b w:val="0"/>
+                <w:color w:val="1E293B"/>
+                <w:sz w:val="19"/>
+              </w:rPr>
+              <w:t>AI 심의 실행 &gt; 신규 등록 (UI-FO-004)</w:t>
+            </w:r>
+          </w:p>
+        </w:tc>
+        <w:tc>
+          <w:tcPr>
+            <w:tcW w:type="dxa" w:w="3264"/>
+            <w:shd w:fill="FFFFFF"/>
+            <w:tcMar>
+              <w:top w:w="90" w:type="dxa"/>
+              <w:bottom w:w="90" w:type="dxa"/>
+              <w:left w:w="140" w:type="dxa"/>
+              <w:right w:w="140" w:type="dxa"/>
+            </w:tcMar>
+          </w:tcPr>
+          <w:p>
+            <w:r/>
+            <w:r>
+              <w:rPr>
+                <w:rFonts w:ascii="맑은 고딕" w:hAnsi="맑은 고딕" w:eastAsia="맑은 고딕"/>
+                <w:b w:val="0"/>
+                <w:color w:val="1E293B"/>
+                <w:sz w:val="19"/>
+              </w:rPr>
+              <w:t>브랜드(루미에르/벨르코어 등)와 제품코드(ProductLab 자동 연동)를 선택하고 홍보문안 텍스트 또는 PDF/이미지를 드래그 앤 드롭으로 업로드합니다.</w:t>
+            </w:r>
+          </w:p>
+        </w:tc>
+      </w:tr>
+      <w:tr>
+        <w:tc>
+          <w:tcPr>
+            <w:tcW w:type="dxa" w:w="3264"/>
+            <w:shd w:fill="F8FAFC"/>
+            <w:tcMar>
+              <w:top w:w="90" w:type="dxa"/>
+              <w:bottom w:w="90" w:type="dxa"/>
+              <w:left w:w="140" w:type="dxa"/>
+              <w:right w:w="140" w:type="dxa"/>
+            </w:tcMar>
+          </w:tcPr>
+          <w:p>
+            <w:r/>
+            <w:r>
+              <w:rPr>
+                <w:rFonts w:ascii="맑은 고딕" w:hAnsi="맑은 고딕" w:eastAsia="맑은 고딕"/>
+                <w:b w:val="0"/>
+                <w:color w:val="1E293B"/>
+                <w:sz w:val="19"/>
+              </w:rPr>
+              <w:t>Step 2. OCR 영역 검수</w:t>
+            </w:r>
+          </w:p>
+        </w:tc>
+        <w:tc>
+          <w:tcPr>
+            <w:tcW w:type="dxa" w:w="3264"/>
+            <w:shd w:fill="F8FAFC"/>
+            <w:tcMar>
+              <w:top w:w="90" w:type="dxa"/>
+              <w:bottom w:w="90" w:type="dxa"/>
+              <w:left w:w="140" w:type="dxa"/>
+              <w:right w:w="140" w:type="dxa"/>
+            </w:tcMar>
+          </w:tcPr>
+          <w:p>
+            <w:r/>
+            <w:r>
+              <w:rPr>
+                <w:rFonts w:ascii="맑은 고딕" w:hAnsi="맑은 고딕" w:eastAsia="맑은 고딕"/>
+                <w:b w:val="0"/>
+                <w:color w:val="1E293B"/>
+                <w:sz w:val="19"/>
+              </w:rPr>
+              <w:t>AI 심의 실행 &gt; OCR 미리보기 (UI-FO-006)</w:t>
+            </w:r>
+          </w:p>
+        </w:tc>
+        <w:tc>
+          <w:tcPr>
+            <w:tcW w:type="dxa" w:w="3264"/>
+            <w:shd w:fill="F8FAFC"/>
+            <w:tcMar>
+              <w:top w:w="90" w:type="dxa"/>
+              <w:bottom w:w="90" w:type="dxa"/>
+              <w:left w:w="140" w:type="dxa"/>
+              <w:right w:w="140" w:type="dxa"/>
+            </w:tcMar>
+          </w:tcPr>
+          <w:p>
+            <w:r/>
+            <w:r>
+              <w:rPr>
+                <w:rFonts w:ascii="맑은 고딕" w:hAnsi="맑은 고딕" w:eastAsia="맑은 고딕"/>
+                <w:b w:val="0"/>
+                <w:color w:val="1E293B"/>
+                <w:sz w:val="19"/>
+              </w:rPr>
+              <w:t>멀티모달 파서가 추출한 텍스트 박스를 좌우 분할 뷰어로 확인하며, 디자인 폰트 오인식 문구가 있을 경우 인라인 에디터로 즉시 보정합니다.</w:t>
+            </w:r>
+          </w:p>
+        </w:tc>
+      </w:tr>
+      <w:tr>
+        <w:tc>
+          <w:tcPr>
+            <w:tcW w:type="dxa" w:w="3264"/>
+            <w:shd w:fill="FFFFFF"/>
+            <w:tcMar>
+              <w:top w:w="90" w:type="dxa"/>
+              <w:bottom w:w="90" w:type="dxa"/>
+              <w:left w:w="140" w:type="dxa"/>
+              <w:right w:w="140" w:type="dxa"/>
+            </w:tcMar>
+          </w:tcPr>
+          <w:p>
+            <w:r/>
+            <w:r>
+              <w:rPr>
+                <w:rFonts w:ascii="맑은 고딕" w:hAnsi="맑은 고딕" w:eastAsia="맑은 고딕"/>
+                <w:b w:val="0"/>
+                <w:color w:val="1E293B"/>
+                <w:sz w:val="19"/>
+              </w:rPr>
+              <w:t>Step 3. AI 판정 확인</w:t>
+            </w:r>
+          </w:p>
+        </w:tc>
+        <w:tc>
+          <w:tcPr>
+            <w:tcW w:type="dxa" w:w="3264"/>
+            <w:shd w:fill="FFFFFF"/>
+            <w:tcMar>
+              <w:top w:w="90" w:type="dxa"/>
+              <w:bottom w:w="90" w:type="dxa"/>
+              <w:left w:w="140" w:type="dxa"/>
+              <w:right w:w="140" w:type="dxa"/>
+            </w:tcMar>
+          </w:tcPr>
+          <w:p>
+            <w:r/>
+            <w:r>
+              <w:rPr>
+                <w:rFonts w:ascii="맑은 고딕" w:hAnsi="맑은 고딕" w:eastAsia="맑은 고딕"/>
+                <w:b w:val="0"/>
+                <w:color w:val="1E293B"/>
+                <w:sz w:val="19"/>
+              </w:rPr>
+              <w:t>심의 결과 상세 (UI-FO-009)</w:t>
+            </w:r>
+          </w:p>
+        </w:tc>
+        <w:tc>
+          <w:tcPr>
+            <w:tcW w:type="dxa" w:w="3264"/>
+            <w:shd w:fill="FFFFFF"/>
+            <w:tcMar>
+              <w:top w:w="90" w:type="dxa"/>
+              <w:bottom w:w="90" w:type="dxa"/>
+              <w:left w:w="140" w:type="dxa"/>
+              <w:right w:w="140" w:type="dxa"/>
+            </w:tcMar>
+          </w:tcPr>
+          <w:p>
+            <w:r/>
+            <w:r>
+              <w:rPr>
+                <w:rFonts w:ascii="맑은 고딕" w:hAnsi="맑은 고딕" w:eastAsia="맑은 고딕"/>
+                <w:b w:val="0"/>
+                <w:color w:val="1E293B"/>
+                <w:sz w:val="19"/>
+              </w:rPr>
+              <w:t>약 8초 후 문장별 신호등 배지(적색: 금지 / 황색: 주의·실증필요 / 녹색: 적격)와 위반 법령 조항(표시·광고 공정화법 제3조), 전성분 배합비 대조 결과를 확인합니다.</w:t>
+            </w:r>
+          </w:p>
+        </w:tc>
+      </w:tr>
+      <w:tr>
+        <w:tc>
+          <w:tcPr>
+            <w:tcW w:type="dxa" w:w="3264"/>
+            <w:shd w:fill="F8FAFC"/>
+            <w:tcMar>
+              <w:top w:w="90" w:type="dxa"/>
+              <w:bottom w:w="90" w:type="dxa"/>
+              <w:left w:w="140" w:type="dxa"/>
+              <w:right w:w="140" w:type="dxa"/>
+            </w:tcMar>
+          </w:tcPr>
+          <w:p>
+            <w:r/>
+            <w:r>
+              <w:rPr>
+                <w:rFonts w:ascii="맑은 고딕" w:hAnsi="맑은 고딕" w:eastAsia="맑은 고딕"/>
+                <w:b w:val="0"/>
+                <w:color w:val="1E293B"/>
+                <w:sz w:val="19"/>
+              </w:rPr>
+              <w:t>Step 4. 대체문구 반영</w:t>
+            </w:r>
+          </w:p>
+        </w:tc>
+        <w:tc>
+          <w:tcPr>
+            <w:tcW w:type="dxa" w:w="3264"/>
+            <w:shd w:fill="F8FAFC"/>
+            <w:tcMar>
+              <w:top w:w="90" w:type="dxa"/>
+              <w:bottom w:w="90" w:type="dxa"/>
+              <w:left w:w="140" w:type="dxa"/>
+              <w:right w:w="140" w:type="dxa"/>
+            </w:tcMar>
+          </w:tcPr>
+          <w:p>
+            <w:r/>
+            <w:r>
+              <w:rPr>
+                <w:rFonts w:ascii="맑은 고딕" w:hAnsi="맑은 고딕" w:eastAsia="맑은 고딕"/>
+                <w:b w:val="0"/>
+                <w:color w:val="1E293B"/>
+                <w:sz w:val="19"/>
+              </w:rPr>
+              <w:t>대체문구 추천 탭 (UI-FO-010)</w:t>
+            </w:r>
+          </w:p>
+        </w:tc>
+        <w:tc>
+          <w:tcPr>
+            <w:tcW w:type="dxa" w:w="3264"/>
+            <w:shd w:fill="F8FAFC"/>
+            <w:tcMar>
+              <w:top w:w="90" w:type="dxa"/>
+              <w:bottom w:w="90" w:type="dxa"/>
+              <w:left w:w="140" w:type="dxa"/>
+              <w:right w:w="140" w:type="dxa"/>
+            </w:tcMar>
+          </w:tcPr>
+          <w:p>
+            <w:r/>
+            <w:r>
+              <w:rPr>
+                <w:rFonts w:ascii="맑은 고딕" w:hAnsi="맑은 고딕" w:eastAsia="맑은 고딕"/>
+                <w:b w:val="0"/>
+                <w:color w:val="1E293B"/>
+                <w:sz w:val="19"/>
+              </w:rPr>
+              <w:t>AI가 제안한 3가지 안전 대체 카피 중 하나를 클릭하여 원문에 자동 치환한 뒤 [재심의 실행] 또는 [심의 완료 리포트 PDF 출력]을 클릭합니다.</w:t>
+            </w:r>
+          </w:p>
+        </w:tc>
+      </w:tr>
+    </w:tbl>
+    <w:p/>
+    <w:p>
+      <w:r>
+        <w:rPr>
+          <w:rFonts w:ascii="맑은 고딕" w:hAnsi="맑은 고딕" w:eastAsia="맑은 고딕"/>
+          <w:b/>
+          <w:color w:val="1B365D"/>
+          <w:sz w:val="25"/>
+        </w:rPr>
+        <w:t>2. 시스템 관리자(BO) 및 인프라 운영자 일일 점검 가이드</w:t>
+      </w:r>
+    </w:p>
+    <w:p>
+      <w:r>
+        <w:rPr>
+          <w:rFonts w:ascii="맑은 고딕" w:hAnsi="맑은 고딕" w:eastAsia="맑은 고딕"/>
+          <w:b w:val="0"/>
+          <w:color w:val="1E293B"/>
+          <w:sz w:val="20"/>
+        </w:rPr>
+        <w:t>1. (규제 룰셋 및 법령 지식베이스 갱신) [BO &gt; 규제 룰셋 관리 (UI-BO-001)]에서 신규 금지어 정규식을 추가하거나, 개정된 식약처 가이드라인 PDF를 업로드하면 백그라운드에서 pgvector 임베딩이 자동 재색인됩니다.</w:t>
+      </w:r>
+    </w:p>
+    <w:p>
+      <w:r>
+        <w:rPr>
+          <w:rFonts w:ascii="맑은 고딕" w:hAnsi="맑은 고딕" w:eastAsia="맑은 고딕"/>
+          <w:b w:val="0"/>
+          <w:color w:val="1E293B"/>
+          <w:sz w:val="20"/>
+        </w:rPr>
+        <w:t>2. (AI 품질 골든셋 정기 점검) 매주 월요일 08:00에 자동 실행되는 50문항 골든셋 회귀 테스트(UI-BO-010) 결과를 확인하여 Precision 95% 이상 유지 여부를 모니터링합니다.</w:t>
+      </w:r>
+    </w:p>
+    <w:p>
+      <w:r>
+        <w:rPr>
+          <w:rFonts w:ascii="맑은 고딕" w:hAnsi="맑은 고딕" w:eastAsia="맑은 고딕"/>
+          <w:b w:val="0"/>
+          <w:color w:val="1E293B"/>
+          <w:sz w:val="20"/>
+        </w:rPr>
+        <w:t>3. (일일 헬스체크) 매일 09:00에 EKS 파드 상태, RDS CPU/스토리지(70% 이하), 일배치(02:00 ProductLab 전성분 동기화) 성공 여부 및 일일 LLM 토큰 소비량을 점검합니다.</w:t>
+      </w:r>
+    </w:p>
+    <w:p>
+      <w:pPr>
+        <w:jc w:val="right"/>
+      </w:pPr>
+      <w:r>
+        <w:rPr>
+          <w:rFonts w:ascii="맑은 고딕" w:hAnsi="맑은 고딕" w:eastAsia="맑은 고딕"/>
+          <w:b/>
+          <w:color w:val="0F172A"/>
+          <w:sz w:val="21"/>
+        </w:rPr>
+        <w:t>확정 및 서명일자: 2026년 10월 26일</w:t>
+      </w:r>
+    </w:p>
+    <w:tbl>
+      <w:tblPr>
+        <w:tblStyle w:val="TableGrid"/>
+        <w:tblW w:type="auto" w:w="0"/>
+        <w:jc w:val="center"/>
+        <w:tblLook w:firstColumn="1" w:firstRow="1" w:lastColumn="0" w:lastRow="0" w:noHBand="0" w:noVBand="1" w:val="04A0"/>
+      </w:tblPr>
+      <w:tblGrid>
+        <w:gridCol w:w="2448"/>
+        <w:gridCol w:w="2448"/>
+        <w:gridCol w:w="2448"/>
+        <w:gridCol w:w="2448"/>
+      </w:tblGrid>
+      <w:tr>
+        <w:tc>
+          <w:tcPr>
+            <w:tcW w:type="dxa" w:w="2448"/>
+            <w:shd w:fill="1B365D"/>
+            <w:tcMar>
+              <w:top w:w="110" w:type="dxa"/>
+              <w:bottom w:w="110" w:type="dxa"/>
+              <w:left w:w="140" w:type="dxa"/>
+              <w:right w:w="140" w:type="dxa"/>
+            </w:tcMar>
+          </w:tcPr>
+          <w:p>
+            <w:pPr>
+              <w:jc w:val="center"/>
+            </w:pPr>
+            <w:r/>
+            <w:r>
+              <w:rPr>
+                <w:rFonts w:ascii="맑은 고딕" w:hAnsi="맑은 고딕" w:eastAsia="맑은 고딕"/>
+                <w:b/>
+                <w:color w:val="FFFFFF"/>
+                <w:sz w:val="19"/>
+              </w:rPr>
+              <w:t>구분</w:t>
+            </w:r>
+          </w:p>
+        </w:tc>
+        <w:tc>
+          <w:tcPr>
+            <w:tcW w:type="dxa" w:w="2448"/>
+            <w:shd w:fill="1B365D"/>
+            <w:tcMar>
+              <w:top w:w="110" w:type="dxa"/>
+              <w:bottom w:w="110" w:type="dxa"/>
+              <w:left w:w="140" w:type="dxa"/>
+              <w:right w:w="140" w:type="dxa"/>
+            </w:tcMar>
+          </w:tcPr>
+          <w:p>
+            <w:pPr>
+              <w:jc w:val="center"/>
+            </w:pPr>
+            <w:r/>
+            <w:r>
+              <w:rPr>
+                <w:rFonts w:ascii="맑은 고딕" w:hAnsi="맑은 고딕" w:eastAsia="맑은 고딕"/>
+                <w:b/>
+                <w:color w:val="FFFFFF"/>
+                <w:sz w:val="19"/>
+              </w:rPr>
+              <w:t>소속 기관 및 부서</w:t>
+            </w:r>
+          </w:p>
+        </w:tc>
+        <w:tc>
+          <w:tcPr>
+            <w:tcW w:type="dxa" w:w="2448"/>
+            <w:shd w:fill="1B365D"/>
+            <w:tcMar>
+              <w:top w:w="110" w:type="dxa"/>
+              <w:bottom w:w="110" w:type="dxa"/>
+              <w:left w:w="140" w:type="dxa"/>
+              <w:right w:w="140" w:type="dxa"/>
+            </w:tcMar>
+          </w:tcPr>
+          <w:p>
+            <w:pPr>
+              <w:jc w:val="center"/>
+            </w:pPr>
+            <w:r/>
+            <w:r>
+              <w:rPr>
+                <w:rFonts w:ascii="맑은 고딕" w:hAnsi="맑은 고딕" w:eastAsia="맑은 고딕"/>
+                <w:b/>
+                <w:color w:val="FFFFFF"/>
+                <w:sz w:val="19"/>
+              </w:rPr>
+              <w:t>직급 / 성명</w:t>
+            </w:r>
+          </w:p>
+        </w:tc>
+        <w:tc>
+          <w:tcPr>
+            <w:tcW w:type="dxa" w:w="2448"/>
+            <w:shd w:fill="1B365D"/>
+            <w:tcMar>
+              <w:top w:w="110" w:type="dxa"/>
+              <w:bottom w:w="110" w:type="dxa"/>
+              <w:left w:w="140" w:type="dxa"/>
+              <w:right w:w="140" w:type="dxa"/>
+            </w:tcMar>
+          </w:tcPr>
+          <w:p>
+            <w:pPr>
+              <w:jc w:val="center"/>
+            </w:pPr>
+            <w:r/>
+            <w:r>
+              <w:rPr>
+                <w:rFonts w:ascii="맑은 고딕" w:hAnsi="맑은 고딕" w:eastAsia="맑은 고딕"/>
                 <w:b/>
                 <w:color w:val="FFFFFF"/>
                 <w:sz w:val="19"/>
@@ -235,61 +892,97 @@
       <w:tr>
         <w:tc>
           <w:tcPr>
-            <w:tcW w:type="dxa" w:w="3120"/>
+            <w:tcW w:type="dxa" w:w="2448"/>
+            <w:shd w:fill="FFFFFF"/>
             <w:tcMar>
-              <w:top w:w="100" w:type="dxa"/>
-              <w:bottom w:w="100" w:type="dxa"/>
-              <w:left w:w="110" w:type="dxa"/>
-              <w:right w:w="110" w:type="dxa"/>
+              <w:top w:w="90" w:type="dxa"/>
+              <w:bottom w:w="90" w:type="dxa"/>
+              <w:left w:w="140" w:type="dxa"/>
+              <w:right w:w="140" w:type="dxa"/>
             </w:tcMar>
           </w:tcPr>
           <w:p>
+            <w:r/>
             <w:r>
               <w:rPr>
-                <w:rFonts w:ascii="Malgun Gothic" w:hAnsi="Malgun Gothic"/>
-                <w:sz w:val="18"/>
+                <w:rFonts w:ascii="맑은 고딕" w:hAnsi="맑은 고딕" w:eastAsia="맑은 고딕"/>
+                <w:b w:val="0"/>
+                <w:color w:val="1E293B"/>
+                <w:sz w:val="19"/>
               </w:rPr>
-              <w:t>매뉴얼 작성자</w:t>
+              <w:t>매뉴얼 작성책임</w:t>
             </w:r>
           </w:p>
         </w:tc>
         <w:tc>
           <w:tcPr>
-            <w:tcW w:type="dxa" w:w="3120"/>
+            <w:tcW w:type="dxa" w:w="2448"/>
+            <w:shd w:fill="FFFFFF"/>
             <w:tcMar>
-              <w:top w:w="100" w:type="dxa"/>
-              <w:bottom w:w="100" w:type="dxa"/>
-              <w:left w:w="110" w:type="dxa"/>
-              <w:right w:w="110" w:type="dxa"/>
+              <w:top w:w="90" w:type="dxa"/>
+              <w:bottom w:w="90" w:type="dxa"/>
+              <w:left w:w="140" w:type="dxa"/>
+              <w:right w:w="140" w:type="dxa"/>
             </w:tcMar>
           </w:tcPr>
           <w:p>
+            <w:r/>
             <w:r>
               <w:rPr>
-                <w:rFonts w:ascii="Malgun Gothic" w:hAnsi="Malgun Gothic"/>
-                <w:sz w:val="18"/>
+                <w:rFonts w:ascii="맑은 고딕" w:hAnsi="맑은 고딕" w:eastAsia="맑은 고딕"/>
+                <w:b w:val="0"/>
+                <w:color w:val="1E293B"/>
+                <w:sz w:val="19"/>
               </w:rPr>
-              <w:t>주식회사 엠파시 테크라이터 [           ]</w:t>
+              <w:t>주식회사 엠파시 기술문서팀 / 프론트엔드PL</w:t>
             </w:r>
           </w:p>
         </w:tc>
         <w:tc>
           <w:tcPr>
-            <w:tcW w:type="dxa" w:w="3120"/>
+            <w:tcW w:type="dxa" w:w="2448"/>
+            <w:shd w:fill="FFFFFF"/>
             <w:tcMar>
-              <w:top w:w="100" w:type="dxa"/>
-              <w:bottom w:w="100" w:type="dxa"/>
-              <w:left w:w="110" w:type="dxa"/>
-              <w:right w:w="110" w:type="dxa"/>
+              <w:top w:w="90" w:type="dxa"/>
+              <w:bottom w:w="90" w:type="dxa"/>
+              <w:left w:w="140" w:type="dxa"/>
+              <w:right w:w="140" w:type="dxa"/>
             </w:tcMar>
           </w:tcPr>
           <w:p>
+            <w:r/>
             <w:r>
               <w:rPr>
-                <w:rFonts w:ascii="Malgun Gothic" w:hAnsi="Malgun Gothic"/>
-                <w:sz w:val="18"/>
+                <w:rFonts w:ascii="맑은 고딕" w:hAnsi="맑은 고딕" w:eastAsia="맑은 고딕"/>
+                <w:b w:val="0"/>
+                <w:color w:val="1E293B"/>
+                <w:sz w:val="19"/>
               </w:rPr>
-              <w:t>(서명 또는 인)</w:t>
+              <w:t>책임 이 하 은</w:t>
+            </w:r>
+          </w:p>
+        </w:tc>
+        <w:tc>
+          <w:tcPr>
+            <w:tcW w:type="dxa" w:w="2448"/>
+            <w:shd w:fill="FFFFFF"/>
+            <w:tcMar>
+              <w:top w:w="90" w:type="dxa"/>
+              <w:bottom w:w="90" w:type="dxa"/>
+              <w:left w:w="140" w:type="dxa"/>
+              <w:right w:w="140" w:type="dxa"/>
+            </w:tcMar>
+          </w:tcPr>
+          <w:p>
+            <w:r/>
+            <w:r>
+              <w:rPr>
+                <w:rFonts w:ascii="맑은 고딕" w:hAnsi="맑은 고딕" w:eastAsia="맑은 고딕"/>
+                <w:b w:val="0"/>
+                <w:color w:val="1E293B"/>
+                <w:sz w:val="19"/>
+              </w:rPr>
+              <w:t>(작성 완료)</w:t>
             </w:r>
           </w:p>
         </w:tc>
@@ -297,61 +990,97 @@
       <w:tr>
         <w:tc>
           <w:tcPr>
-            <w:tcW w:type="dxa" w:w="3120"/>
+            <w:tcW w:type="dxa" w:w="2448"/>
+            <w:shd w:fill="F8FAFC"/>
             <w:tcMar>
-              <w:top w:w="100" w:type="dxa"/>
-              <w:bottom w:w="100" w:type="dxa"/>
-              <w:left w:w="110" w:type="dxa"/>
-              <w:right w:w="110" w:type="dxa"/>
+              <w:top w:w="90" w:type="dxa"/>
+              <w:bottom w:w="90" w:type="dxa"/>
+              <w:left w:w="140" w:type="dxa"/>
+              <w:right w:w="140" w:type="dxa"/>
             </w:tcMar>
           </w:tcPr>
           <w:p>
+            <w:r/>
             <w:r>
               <w:rPr>
-                <w:rFonts w:ascii="Malgun Gothic" w:hAnsi="Malgun Gothic"/>
-                <w:sz w:val="18"/>
+                <w:rFonts w:ascii="맑은 고딕" w:hAnsi="맑은 고딕" w:eastAsia="맑은 고딕"/>
+                <w:b w:val="0"/>
+                <w:color w:val="1E293B"/>
+                <w:sz w:val="19"/>
               </w:rPr>
-              <w:t>인수인계 확인관</w:t>
+              <w:t>인수 확인관</w:t>
             </w:r>
           </w:p>
         </w:tc>
         <w:tc>
           <w:tcPr>
-            <w:tcW w:type="dxa" w:w="3120"/>
+            <w:tcW w:type="dxa" w:w="2448"/>
+            <w:shd w:fill="F8FAFC"/>
             <w:tcMar>
-              <w:top w:w="100" w:type="dxa"/>
-              <w:bottom w:w="100" w:type="dxa"/>
-              <w:left w:w="110" w:type="dxa"/>
-              <w:right w:w="110" w:type="dxa"/>
+              <w:top w:w="90" w:type="dxa"/>
+              <w:bottom w:w="90" w:type="dxa"/>
+              <w:left w:w="140" w:type="dxa"/>
+              <w:right w:w="140" w:type="dxa"/>
             </w:tcMar>
           </w:tcPr>
           <w:p>
+            <w:r/>
             <w:r>
               <w:rPr>
-                <w:rFonts w:ascii="Malgun Gothic" w:hAnsi="Malgun Gothic"/>
-                <w:sz w:val="18"/>
+                <w:rFonts w:ascii="맑은 고딕" w:hAnsi="맑은 고딕" w:eastAsia="맑은 고딕"/>
+                <w:b w:val="0"/>
+                <w:color w:val="1E293B"/>
+                <w:sz w:val="19"/>
               </w:rPr>
-              <w:t>[고객사명] 시스템운영관리자 [           ]</w:t>
+              <w:t>주식회사 한빛글로벌 규제심의팀 / IT정보화팀</w:t>
             </w:r>
           </w:p>
         </w:tc>
         <w:tc>
           <w:tcPr>
-            <w:tcW w:type="dxa" w:w="3120"/>
+            <w:tcW w:type="dxa" w:w="2448"/>
+            <w:shd w:fill="F8FAFC"/>
             <w:tcMar>
-              <w:top w:w="100" w:type="dxa"/>
-              <w:bottom w:w="100" w:type="dxa"/>
-              <w:left w:w="110" w:type="dxa"/>
-              <w:right w:w="110" w:type="dxa"/>
+              <w:top w:w="90" w:type="dxa"/>
+              <w:bottom w:w="90" w:type="dxa"/>
+              <w:left w:w="140" w:type="dxa"/>
+              <w:right w:w="140" w:type="dxa"/>
             </w:tcMar>
           </w:tcPr>
           <w:p>
+            <w:r/>
             <w:r>
               <w:rPr>
-                <w:rFonts w:ascii="Malgun Gothic" w:hAnsi="Malgun Gothic"/>
-                <w:sz w:val="18"/>
+                <w:rFonts w:ascii="맑은 고딕" w:hAnsi="맑은 고딕" w:eastAsia="맑은 고딕"/>
+                <w:b w:val="0"/>
+                <w:color w:val="1E293B"/>
+                <w:sz w:val="19"/>
               </w:rPr>
-              <w:t>(서명 또는 인)</w:t>
+              <w:t>팀장 윤 서 연 / 정 태 윤</w:t>
+            </w:r>
+          </w:p>
+        </w:tc>
+        <w:tc>
+          <w:tcPr>
+            <w:tcW w:type="dxa" w:w="2448"/>
+            <w:shd w:fill="F8FAFC"/>
+            <w:tcMar>
+              <w:top w:w="90" w:type="dxa"/>
+              <w:bottom w:w="90" w:type="dxa"/>
+              <w:left w:w="140" w:type="dxa"/>
+              <w:right w:w="140" w:type="dxa"/>
+            </w:tcMar>
+          </w:tcPr>
+          <w:p>
+            <w:r/>
+            <w:r>
+              <w:rPr>
+                <w:rFonts w:ascii="맑은 고딕" w:hAnsi="맑은 고딕" w:eastAsia="맑은 고딕"/>
+                <w:b w:val="0"/>
+                <w:color w:val="1E293B"/>
+                <w:sz w:val="19"/>
+              </w:rPr>
+              <w:t>(인수 완료)</w:t>
             </w:r>
           </w:p>
         </w:tc>
@@ -360,7 +1089,7 @@
     <w:p/>
     <w:sectPr>
       <w:pgSz w:w="12240" w:h="15840"/>
-      <w:pgMar w:top="1440" w:right="1440" w:bottom="1440" w:left="1440" w:header="720" w:footer="720" w:gutter="0"/>
+      <w:pgMar w:top="1152" w:right="1224" w:bottom="1152" w:left="1224" w:header="720" w:footer="720" w:gutter="0"/>
       <w:cols w:space="720"/>
       <w:docGrid w:linePitch="360"/>
     </w:sectPr>

--- a/public/templates/office/Phase5_사용자_및_관리자매뉴얼.docx
+++ b/public/templates/office/Phase5_사용자_및_관리자매뉴얼.docx
@@ -10,7 +10,7 @@
           <w:color w:val="2563EB"/>
           <w:sz w:val="17"/>
         </w:rPr>
-        <w:t>[엠파시 엔터프라이즈 표준 사업관리 서식] 문서번호: EMP-DOC-P5-03 | 사업명: 한빛글로벌 SyncGuard AI 시스템 구축</w:t>
+        <w:t>[엠파시 엔터프라이즈 표준 사업관리 서식] 문서번호: EMP-DOC-P5-03 | 사업명: 한빛글로벌 SyncFlow AI 시스템 구축</w:t>
       </w:r>
     </w:p>
     <w:p>
@@ -21,7 +21,7 @@
           <w:color w:val="0F172A"/>
           <w:sz w:val="36"/>
         </w:rPr>
-        <w:t>SyncGuard AI 사용자 및 시스템 관리자 운영 매뉴얼</w:t>
+        <w:t>SyncFlow AI 사용자 및 시스템 관리자 운영 매뉴얼</w:t>
       </w:r>
     </w:p>
     <w:p>
@@ -32,7 +32,7 @@
           <w:color w:val="475569"/>
           <w:sz w:val="21"/>
         </w:rPr>
-        <w:t>현업 마케터·심의관용 포털(FO) 활용 가이드 및 IT 운영자용 백오피스(BO)·인프라 일일 점검 매뉴얼</w:t>
+        <w:t>현업 구매담당자·검토위원용 포털(FO) 활용 가이드 및 IT 운영자용 백오피스(BO)·인프라 일일 점검 매뉴얼</w:t>
       </w:r>
     </w:p>
     <w:tbl>
@@ -147,7 +147,7 @@
                 <w:color w:val="1E293B"/>
                 <w:sz w:val="19"/>
               </w:rPr>
-              <w:t>한빛글로벌 SyncGuard AI (엔터프라이즈 AI 콘텐츠·규제 심의 자동화 시스템)</w:t>
+              <w:t>한빛글로벌 SyncFlow AI (엔터프라이즈 AI 콘텐츠·규제 검증 자동화 시스템)</w:t>
             </w:r>
           </w:p>
         </w:tc>
@@ -197,7 +197,7 @@
                 <w:color w:val="1E293B"/>
                 <w:sz w:val="19"/>
               </w:rPr>
-              <w:t>사용자 포털(FO): https://syncguard.hanbitglobal.com | 관리자(BO): https://admin-syncguard.hanbitglobal.com</w:t>
+              <w:t>사용자 포털(FO): https://syncflow.hanbitglobal.com | 관리자(BO): https://admin-syncflow.hanbitglobal.com</w:t>
             </w:r>
           </w:p>
         </w:tc>
@@ -297,7 +297,7 @@
                 <w:color w:val="1E293B"/>
                 <w:sz w:val="19"/>
               </w:rPr>
-              <w:t>내선 1190 / syncguard-support@hanbitglobal.com / ㈜엠파시 기술지원팀 (02-850-9100)</w:t>
+              <w:t>내선 1190 / syncflow-support@hanbitglobal.com / ㈜엠파시 기술지원팀 (02-850-9100)</w:t>
             </w:r>
           </w:p>
         </w:tc>
@@ -312,7 +312,7 @@
           <w:color w:val="1B365D"/>
           <w:sz w:val="25"/>
         </w:rPr>
-        <w:t>1. 일반 현업 사용자(마케터·심의관) 핵심 업무 매뉴얼</w:t>
+        <w:t>1. 일반 현업 사용자(구매담당자·검토위원) 핵심 업무 매뉴얼</w:t>
       </w:r>
     </w:p>
     <w:tbl>
@@ -431,7 +431,7 @@
                 <w:color w:val="1E293B"/>
                 <w:sz w:val="19"/>
               </w:rPr>
-              <w:t>Step 1. 심의 접수</w:t>
+              <w:t>Step 1. 검증 접수</w:t>
             </w:r>
           </w:p>
         </w:tc>
@@ -455,7 +455,7 @@
                 <w:color w:val="1E293B"/>
                 <w:sz w:val="19"/>
               </w:rPr>
-              <w:t>AI 심의 실행 &gt; 신규 등록 (UI-FO-004)</w:t>
+              <w:t>AI 검증 실행 &gt; 신규 등록 (UI-FO-004)</w:t>
             </w:r>
           </w:p>
         </w:tc>
@@ -479,7 +479,7 @@
                 <w:color w:val="1E293B"/>
                 <w:sz w:val="19"/>
               </w:rPr>
-              <w:t>브랜드(루미에르/벨르코어 등)와 제품코드(ProductLab 자동 연동)를 선택하고 홍보문안 텍스트 또는 PDF/이미지를 드래그 앤 드롭으로 업로드합니다.</w:t>
+              <w:t>사업본부(전장시스템본부/정밀기계본부 등)와 제품코드(PLM-Nexus 자동 연동)를 선택하고 조달계약조항 텍스트 또는 PDF/이미지를 드래그 앤 드롭으로 업로드합니다.</w:t>
             </w:r>
           </w:p>
         </w:tc>
@@ -529,7 +529,7 @@
                 <w:color w:val="1E293B"/>
                 <w:sz w:val="19"/>
               </w:rPr>
-              <w:t>AI 심의 실행 &gt; OCR 미리보기 (UI-FO-006)</w:t>
+              <w:t>AI 검증 실행 &gt; OCR 미리보기 (UI-FO-006)</w:t>
             </w:r>
           </w:p>
         </w:tc>
@@ -553,7 +553,7 @@
                 <w:color w:val="1E293B"/>
                 <w:sz w:val="19"/>
               </w:rPr>
-              <w:t>멀티모달 파서가 추출한 텍스트 박스를 좌우 분할 뷰어로 확인하며, 디자인 폰트 오인식 문구가 있을 경우 인라인 에디터로 즉시 보정합니다.</w:t>
+              <w:t>멀티모달 파서가 추출한 텍스트 박스를 좌우 분할 뷰어로 확인하며, 디자인 폰트 오인식 조항이 있을 경우 인라인 에디터로 즉시 보정합니다.</w:t>
             </w:r>
           </w:p>
         </w:tc>
@@ -603,7 +603,7 @@
                 <w:color w:val="1E293B"/>
                 <w:sz w:val="19"/>
               </w:rPr>
-              <w:t>심의 결과 상세 (UI-FO-009)</w:t>
+              <w:t>검증 결과 상세 (UI-FO-009)</w:t>
             </w:r>
           </w:p>
         </w:tc>
@@ -627,7 +627,7 @@
                 <w:color w:val="1E293B"/>
                 <w:sz w:val="19"/>
               </w:rPr>
-              <w:t>약 8초 후 문장별 신호등 배지(적색: 금지 / 황색: 주의·실증필요 / 녹색: 적격)와 위반 법령 조항(표시·광고 공정화법 제3조), 전성분 배합비 대조 결과를 확인합니다.</w:t>
+              <w:t>약 8초 후 문장별 신호등 배지(적색: 금지 / 황색: 주의·성적서필요 / 녹색: 적격)와 위반 법령 조항(하도급법 제3조의4(부당특약 금지)), 자재BOM 조성비 대조 결과를 확인합니다.</w:t>
             </w:r>
           </w:p>
         </w:tc>
@@ -653,7 +653,7 @@
                 <w:color w:val="1E293B"/>
                 <w:sz w:val="19"/>
               </w:rPr>
-              <w:t>Step 4. 대체문구 반영</w:t>
+              <w:t>Step 4. 표준수정조항 반영</w:t>
             </w:r>
           </w:p>
         </w:tc>
@@ -677,7 +677,7 @@
                 <w:color w:val="1E293B"/>
                 <w:sz w:val="19"/>
               </w:rPr>
-              <w:t>대체문구 추천 탭 (UI-FO-010)</w:t>
+              <w:t>표준수정조항 추천 탭 (UI-FO-010)</w:t>
             </w:r>
           </w:p>
         </w:tc>
@@ -701,7 +701,7 @@
                 <w:color w:val="1E293B"/>
                 <w:sz w:val="19"/>
               </w:rPr>
-              <w:t>AI가 제안한 3가지 안전 대체 카피 중 하나를 클릭하여 원문에 자동 치환한 뒤 [재심의 실행] 또는 [심의 완료 리포트 PDF 출력]을 클릭합니다.</w:t>
+              <w:t>AI가 제안한 3가지 안전 대체 조항 중 하나를 클릭하여 원문에 자동 치환한 뒤 [재검증 실행] 또는 [검증 완료 리포트 PDF 출력]을 클릭합니다.</w:t>
             </w:r>
           </w:p>
         </w:tc>
@@ -727,7 +727,7 @@
           <w:color w:val="1E293B"/>
           <w:sz w:val="20"/>
         </w:rPr>
-        <w:t>1. (규제 룰셋 및 법령 지식베이스 갱신) [BO &gt; 규제 룰셋 관리 (UI-BO-001)]에서 신규 금지어 정규식을 추가하거나, 개정된 식약처 가이드라인 PDF를 업로드하면 백그라운드에서 pgvector 임베딩이 자동 재색인됩니다.</w:t>
+        <w:t>1. (규제 룰셋 및 법령 지식베이스 갱신) [BO &gt; 규제 룰셋 관리 (UI-BO-001)]에서 신규 독소조항 정규식을 추가하거나, 개정된 공정위·표준원 가이드라인 PDF를 업로드하면 백그라운드에서 pgvector 임베딩이 자동 재색인됩니다.</w:t>
       </w:r>
     </w:p>
     <w:p>
@@ -749,7 +749,7 @@
           <w:color w:val="1E293B"/>
           <w:sz w:val="20"/>
         </w:rPr>
-        <w:t>3. (일일 헬스체크) 매일 09:00에 EKS 파드 상태, RDS CPU/스토리지(70% 이하), 일배치(02:00 ProductLab 전성분 동기화) 성공 여부 및 일일 LLM 토큰 소비량을 점검합니다.</w:t>
+        <w:t>3. (일일 헬스체크) 매일 09:00에 EKS 파드 상태, RDS CPU/스토리지(70% 이하), 일배치(02:00 PLM-Nexus 자재BOM 동기화) 성공 여부 및 일일 LLM 토큰 소비량을 점검합니다.</w:t>
       </w:r>
     </w:p>
     <w:p>
@@ -1032,7 +1032,7 @@
                 <w:color w:val="1E293B"/>
                 <w:sz w:val="19"/>
               </w:rPr>
-              <w:t>주식회사 한빛글로벌 규제심의팀 / IT정보화팀</w:t>
+              <w:t>주식회사 한빛글로벌 규제검증팀 / IT정보화팀</w:t>
             </w:r>
           </w:p>
         </w:tc>
